--- a/samples/通讯录.docx
+++ b/samples/通讯录.docx
@@ -267,7 +267,7 @@
           <o:lock v:ext="edit" aspectration="t"/>
         </v:shapetype>
         <v:shape id="EagleCloudWatermark" o:spid="_x0000_s2051" type="#_x0000_t75" style="width:103pt;height:51pt;;margin-top:0;margin-left:0;mso-position-horizontal:right;mso-position-horizontal-relative:page;mso-position-vertical:bottom;mso-position-vertical-relative:page;position:absolute;z-index:251661312">
-          <v:imagedata r:id="rId1" o:title="EagleCloudWatermark-"/>
+          <v:imagedata r:id="rId1" o:title="EagleCloudWatermark-" title="EagleCloudWatermark-"/>
         </v:shape>
       </w:pict>
     </w:r>
